--- a/app/assets/templates/CONTRATO URBANO CANDELARIA.docx
+++ b/app/assets/templates/CONTRATO URBANO CANDELARIA.docx
@@ -587,6 +587,14 @@
       <w:tblPr>
         <w:tblStyle w:val="Tablaconcuadrcula"/>
         <w:tblW w:w="0" w:type="auto"/>
+        <w:tblBorders>
+          <w:top w:val="none" w:sz="0" w:space="0" w:color="auto"/>
+          <w:left w:val="none" w:sz="0" w:space="0" w:color="auto"/>
+          <w:bottom w:val="none" w:sz="0" w:space="0" w:color="auto"/>
+          <w:right w:val="none" w:sz="0" w:space="0" w:color="auto"/>
+          <w:insideH w:val="none" w:sz="0" w:space="0" w:color="auto"/>
+          <w:insideV w:val="none" w:sz="0" w:space="0" w:color="auto"/>
+        </w:tblBorders>
         <w:tblLook w:val="04A0" w:firstRow="1" w:lastRow="0" w:firstColumn="1" w:lastColumn="0" w:noHBand="0" w:noVBand="1"/>
       </w:tblPr>
       <w:tblGrid>
@@ -804,7 +812,17 @@
                 <w:bCs/>
                 <w:sz w:val="20"/>
               </w:rPr>
-              <w:t xml:space="preserve">PLACA: </w:t>
+              <w:t>PLACA:</w:t>
+            </w:r>
+            <w:proofErr w:type="gramStart"/>
+            <w:r>
+              <w:rPr>
+                <w:rFonts w:ascii="Bookman Old Style" w:hAnsi="Bookman Old Style"/>
+                <w:b/>
+                <w:bCs/>
+                <w:sz w:val="20"/>
+              </w:rPr>
+              <w:t xml:space="preserve"> </w:t>
             </w:r>
             <w:r>
               <w:rPr>
@@ -823,7 +841,18 @@
                 <w:sz w:val="20"/>
                 <w:u w:val="single"/>
               </w:rPr>
-              <w:t>{{placa}}</w:t>
+              <w:t>{</w:t>
+            </w:r>
+            <w:proofErr w:type="gramEnd"/>
+            <w:r>
+              <w:rPr>
+                <w:rFonts w:ascii="Bookman Old Style" w:hAnsi="Bookman Old Style"/>
+                <w:b/>
+                <w:bCs/>
+                <w:sz w:val="20"/>
+                <w:u w:val="single"/>
+              </w:rPr>
+              <w:t>{placa}}</w:t>
             </w:r>
             <w:r>
               <w:rPr>
@@ -984,16 +1013,7 @@
                 <w:bCs/>
                 <w:sz w:val="20"/>
               </w:rPr>
-              <w:t>CAPACIDAD</w:t>
-            </w:r>
-            <w:r>
-              <w:rPr>
-                <w:rFonts w:ascii="Bookman Old Style" w:hAnsi="Bookman Old Style"/>
-                <w:b/>
-                <w:bCs/>
-                <w:sz w:val="20"/>
-              </w:rPr>
-              <w:t xml:space="preserve">: </w:t>
+              <w:t xml:space="preserve">CAPACIDAD: </w:t>
             </w:r>
             <w:r>
               <w:rPr>
@@ -1091,7 +1111,21 @@
         <w:rPr>
           <w:sz w:val="20"/>
         </w:rPr>
-        <w:t xml:space="preserve">, teniendo en cuenta  los horarios establecidos. B) El vehículo está obligado a utilizar las denominaciones, colores distintivos y número de orden interno de </w:t>
+        <w:t xml:space="preserve">, teniendo en </w:t>
+      </w:r>
+      <w:proofErr w:type="gramStart"/>
+      <w:r>
+        <w:rPr>
+          <w:sz w:val="20"/>
+        </w:rPr>
+        <w:t>cuenta  los</w:t>
+      </w:r>
+      <w:proofErr w:type="gramEnd"/>
+      <w:r>
+        <w:rPr>
+          <w:sz w:val="20"/>
+        </w:rPr>
+        <w:t xml:space="preserve"> horarios establecidos. B) El vehículo está obligado a utilizar las denominaciones, colores distintivos y número de orden interno de </w:t>
       </w:r>
       <w:smartTag w:uri="urn:schemas-microsoft-com:office:smarttags" w:element="PersonName">
         <w:smartTagPr>
@@ -1506,7 +1540,21 @@
           <w:sz w:val="20"/>
         </w:rPr>
         <w:lastRenderedPageBreak/>
-        <w:t xml:space="preserve">previo consentimiento por escrito  con </w:t>
+        <w:t xml:space="preserve">previo consentimiento por </w:t>
+      </w:r>
+      <w:proofErr w:type="gramStart"/>
+      <w:r>
+        <w:rPr>
+          <w:sz w:val="20"/>
+        </w:rPr>
+        <w:t>escrito  con</w:t>
+      </w:r>
+      <w:proofErr w:type="gramEnd"/>
+      <w:r>
+        <w:rPr>
+          <w:sz w:val="20"/>
+        </w:rPr>
+        <w:t xml:space="preserve"> </w:t>
       </w:r>
       <w:smartTag w:uri="urn:schemas-microsoft-com:office:smarttags" w:element="PersonName">
         <w:smartTagPr>
@@ -1537,7 +1585,91 @@
         <w:rPr>
           <w:sz w:val="20"/>
         </w:rPr>
-        <w:t xml:space="preserve"> por terminado.  El  vehículo No podrá ser utilizado para el porte o transporte de armas, explosivos, propaganda subversiva, drogas prohibidas o elementos para la fabricación de bombas, armas o elementos químicos  para la elaboración de drogas prohibidas, tampoco para transportar mercancías de contrabando o sustancias,  o de dudosa procedencia. Tampoco el propietario del vehículo, sin previa autorización de la EMPRESA,  podrá participar en acarreo de personal  para manifestaciones de las centrales obreras, ni participar  el motorista o propietario con el vehículo en paros, marchas o actividades que atenten contra el orden público.  </w:t>
+        <w:t xml:space="preserve"> por terminado.  </w:t>
+      </w:r>
+      <w:proofErr w:type="gramStart"/>
+      <w:r>
+        <w:rPr>
+          <w:sz w:val="20"/>
+        </w:rPr>
+        <w:t>El  vehículo</w:t>
+      </w:r>
+      <w:proofErr w:type="gramEnd"/>
+      <w:r>
+        <w:rPr>
+          <w:sz w:val="20"/>
+        </w:rPr>
+        <w:t xml:space="preserve"> No podrá ser utilizado para el porte o transporte de armas, explosivos, propaganda subversiva, drogas prohibidas o elementos para la fabricación de bombas, armas o elementos </w:t>
+      </w:r>
+      <w:proofErr w:type="gramStart"/>
+      <w:r>
+        <w:rPr>
+          <w:sz w:val="20"/>
+        </w:rPr>
+        <w:t>químicos  para</w:t>
+      </w:r>
+      <w:proofErr w:type="gramEnd"/>
+      <w:r>
+        <w:rPr>
+          <w:sz w:val="20"/>
+        </w:rPr>
+        <w:t xml:space="preserve"> la elaboración de drogas prohibidas, tampoco para transportar mercancías de contrabando o </w:t>
+      </w:r>
+      <w:proofErr w:type="gramStart"/>
+      <w:r>
+        <w:rPr>
+          <w:sz w:val="20"/>
+        </w:rPr>
+        <w:t>sustancias,  o</w:t>
+      </w:r>
+      <w:proofErr w:type="gramEnd"/>
+      <w:r>
+        <w:rPr>
+          <w:sz w:val="20"/>
+        </w:rPr>
+        <w:t xml:space="preserve"> de dudosa procedencia. Tampoco el propietario del vehículo, sin previa autorización de la </w:t>
+      </w:r>
+      <w:proofErr w:type="gramStart"/>
+      <w:r>
+        <w:rPr>
+          <w:sz w:val="20"/>
+        </w:rPr>
+        <w:t>EMPRESA,  podrá</w:t>
+      </w:r>
+      <w:proofErr w:type="gramEnd"/>
+      <w:r>
+        <w:rPr>
+          <w:sz w:val="20"/>
+        </w:rPr>
+        <w:t xml:space="preserve"> participar en acarreo de </w:t>
+      </w:r>
+      <w:proofErr w:type="gramStart"/>
+      <w:r>
+        <w:rPr>
+          <w:sz w:val="20"/>
+        </w:rPr>
+        <w:t>personal  para</w:t>
+      </w:r>
+      <w:proofErr w:type="gramEnd"/>
+      <w:r>
+        <w:rPr>
+          <w:sz w:val="20"/>
+        </w:rPr>
+        <w:t xml:space="preserve"> manifestaciones de las centrales obreras, ni </w:t>
+      </w:r>
+      <w:proofErr w:type="gramStart"/>
+      <w:r>
+        <w:rPr>
+          <w:sz w:val="20"/>
+        </w:rPr>
+        <w:t>participar  el</w:t>
+      </w:r>
+      <w:proofErr w:type="gramEnd"/>
+      <w:r>
+        <w:rPr>
+          <w:sz w:val="20"/>
+        </w:rPr>
+        <w:t xml:space="preserve"> motorista o propietario con el vehículo en paros, marchas o actividades que atenten contra el orden público.  </w:t>
       </w:r>
       <w:r>
         <w:rPr>
@@ -1808,7 +1940,35 @@
         <w:rPr>
           <w:sz w:val="20"/>
         </w:rPr>
-        <w:t xml:space="preserve">    Las inconformidades que surjan  en el cumplimiento de este contrato  se resolverán por medio de </w:t>
+        <w:t xml:space="preserve">    Las inconformidades que </w:t>
+      </w:r>
+      <w:proofErr w:type="gramStart"/>
+      <w:r>
+        <w:rPr>
+          <w:sz w:val="20"/>
+        </w:rPr>
+        <w:t>surjan  en</w:t>
+      </w:r>
+      <w:proofErr w:type="gramEnd"/>
+      <w:r>
+        <w:rPr>
+          <w:sz w:val="20"/>
+        </w:rPr>
+        <w:t xml:space="preserve"> el cumplimiento de este </w:t>
+      </w:r>
+      <w:proofErr w:type="gramStart"/>
+      <w:r>
+        <w:rPr>
+          <w:sz w:val="20"/>
+        </w:rPr>
+        <w:t>contrato  se</w:t>
+      </w:r>
+      <w:proofErr w:type="gramEnd"/>
+      <w:r>
+        <w:rPr>
+          <w:sz w:val="20"/>
+        </w:rPr>
+        <w:t xml:space="preserve"> resolverán por medio de </w:t>
       </w:r>
       <w:smartTag w:uri="urn:schemas-microsoft-com:office:smarttags" w:element="PersonName">
         <w:smartTagPr>
@@ -1839,7 +1999,21 @@
         <w:rPr>
           <w:sz w:val="20"/>
         </w:rPr>
-        <w:t xml:space="preserve">  Este contrato se termina unilateralmente por cualquiera de las partes o por llegarse el vencimiento del mismo, la otra parte será preavisada con treinta (30) días de antelación a la parte contraria y si se renueva, habrá de suscribirse un nuevo contrato.  Este contrato se renovará cada vez que se venza </w:t>
+        <w:t xml:space="preserve">  Este contrato se termina unilateralmente por cualquiera de las partes o por llegarse el vencimiento </w:t>
+      </w:r>
+      <w:proofErr w:type="gramStart"/>
+      <w:r>
+        <w:rPr>
+          <w:sz w:val="20"/>
+        </w:rPr>
+        <w:t>del mismo</w:t>
+      </w:r>
+      <w:proofErr w:type="gramEnd"/>
+      <w:r>
+        <w:rPr>
+          <w:sz w:val="20"/>
+        </w:rPr>
+        <w:t xml:space="preserve">, la otra parte será preavisada con treinta (30) días de antelación a la parte contraria y si se renueva, habrá de suscribirse un nuevo contrato.  Este contrato se renovará cada vez que se venza </w:t>
       </w:r>
       <w:smartTag w:uri="urn:schemas-microsoft-com:office:smarttags" w:element="PersonName">
         <w:smartTagPr>
@@ -1865,6 +2039,7 @@
         </w:rPr>
         <w:t xml:space="preserve">ESTE CONTRATO NO TIENE PRORROGA AUTOMATICA.  LAS PARTES IGUALMENTE DE COMUN ACUERDO DETERMINARAN COMO VAN A CUMPLIR LAS OBLIGACIONES ECONOMICAS, SUS PLAZOS Y CONDICIONES. PARA TAL EFECTO SE SUSCRIBIRA OTRO - SI AL CONTRATO.   </w:t>
       </w:r>
+      <w:proofErr w:type="gramStart"/>
       <w:r>
         <w:rPr>
           <w:b/>
@@ -1873,11 +2048,40 @@
         </w:rPr>
         <w:t>MULTA.-</w:t>
       </w:r>
-      <w:r>
-        <w:rPr>
-          <w:sz w:val="20"/>
-        </w:rPr>
-        <w:t xml:space="preserve"> El incumplimiento de las obligaciones y prohibiciones aquí contenidas, pueden generar multas a favor de la parte afectada de dos (2)  salarios mínimos mensuales vigentes, los cuales se harán efectivos, sin requerimiento judicial,  autorizando en el evento que sea el propietario del vehículo vinculado el acreedor para que se le cargue a la cuenta del   vehículo y se descuente el producido.   Este Contrato presta mérito ejecutivo, se designa en </w:t>
+      <w:proofErr w:type="gramEnd"/>
+      <w:r>
+        <w:rPr>
+          <w:sz w:val="20"/>
+        </w:rPr>
+        <w:t xml:space="preserve"> El incumplimiento de las obligaciones y prohibiciones aquí contenidas, pueden generar multas a favor de la parte afectada de dos (2</w:t>
+      </w:r>
+      <w:proofErr w:type="gramStart"/>
+      <w:r>
+        <w:rPr>
+          <w:sz w:val="20"/>
+        </w:rPr>
+        <w:t>)  salarios</w:t>
+      </w:r>
+      <w:proofErr w:type="gramEnd"/>
+      <w:r>
+        <w:rPr>
+          <w:sz w:val="20"/>
+        </w:rPr>
+        <w:t xml:space="preserve"> mínimos mensuales vigentes, los cuales se harán efectivos, sin requerimiento </w:t>
+      </w:r>
+      <w:proofErr w:type="gramStart"/>
+      <w:r>
+        <w:rPr>
+          <w:sz w:val="20"/>
+        </w:rPr>
+        <w:t>judicial,  autorizando</w:t>
+      </w:r>
+      <w:proofErr w:type="gramEnd"/>
+      <w:r>
+        <w:rPr>
+          <w:sz w:val="20"/>
+        </w:rPr>
+        <w:t xml:space="preserve"> en el evento que sea el propietario del vehículo vinculado el acreedor para que se le cargue a la cuenta del   vehículo y se descuente el producido.   Este Contrato presta mérito ejecutivo, se designa en </w:t>
       </w:r>
       <w:smartTag w:uri="urn:schemas-microsoft-com:office:smarttags" w:element="PersonName">
         <w:smartTagPr>
@@ -2051,7 +2255,21 @@
         <w:rPr>
           <w:sz w:val="20"/>
         </w:rPr>
-        <w:t xml:space="preserve"> diario, Seguros de Responsabilidad Civil Contractual y Extracontractual del vehículo ______ diarios, Fondo de Motoristas o Cooperativa ________ mensual, fondos de reposición lo establecido por la norma.  Estos valores serán incrementados cada año de acuerdo al IPC.</w:t>
+        <w:t xml:space="preserve"> diario, Seguros de Responsabilidad Civil Contractual y Extracontractual del vehículo ______ diarios, Fondo de Motoristas o Cooperativa ________ mensual, fondos de reposición lo establecido por la norma.  Estos valores serán incrementados cada año </w:t>
+      </w:r>
+      <w:proofErr w:type="gramStart"/>
+      <w:r>
+        <w:rPr>
+          <w:sz w:val="20"/>
+        </w:rPr>
+        <w:t>de acuerdo al</w:t>
+      </w:r>
+      <w:proofErr w:type="gramEnd"/>
+      <w:r>
+        <w:rPr>
+          <w:sz w:val="20"/>
+        </w:rPr>
+        <w:t xml:space="preserve"> IPC.</w:t>
       </w:r>
     </w:p>
     <w:p>
